--- a/与其他组/硬件电路和整车控制有交集的地方.docx
+++ b/与其他组/硬件电路和整车控制有交集的地方.docx
@@ -3,6 +3,11 @@
 <w:document xmlns:wpc="http://schemas.microsoft.com/office/word/2010/wordprocessingCanvas" xmlns:mc="http://schemas.openxmlformats.org/markup-compatibility/2006" xmlns:o="urn:schemas-microsoft-com:office:office" xmlns:r="http://schemas.openxmlformats.org/officeDocument/2006/relationships" xmlns:m="http://schemas.openxmlformats.org/officeDocument/2006/math" xmlns:v="urn:schemas-microsoft-com:vml" xmlns:wp14="http://schemas.microsoft.com/office/word/2010/wordprocessingDrawing" xmlns:wp="http://schemas.openxmlformats.org/drawingml/2006/wordprocessingDrawing" xmlns:w="http://schemas.openxmlformats.org/wordprocessingml/2006/main" xmlns:w14="http://schemas.microsoft.com/office/word/2010/wordml" xmlns:w10="urn:schemas-microsoft-com:office:word" xmlns:w15="http://schemas.microsoft.com/office/word/2012/wordml" xmlns:wpg="http://schemas.microsoft.com/office/word/2010/wordprocessingGroup" xmlns:wpi="http://schemas.microsoft.com/office/word/2010/wordprocessingInk" xmlns:wne="http://schemas.microsoft.com/office/word/2006/wordml" xmlns:wps="http://schemas.microsoft.com/office/word/2010/wordprocessingShape" xmlns:wpsCustomData="http://www.wps.cn/officeDocument/2013/wpsCustomData" mc:Ignorable="w14 w15 wp14">
   <w:body>
     <w:p>
+      <w:r>
+        <w:t>2026年10月16日校订  本文现用接口按BSPD定义、TSAL定义、错误锁存说明及EBS说明更新。BSPD采用24V、四路油压；TSAL传感器到60V的比例尚待核定；旧电检步骤只作历史背景，禁止据此直接开展高压操作或认定2026合规。</w:t>
+      </w:r>
+    </w:p>
+    <w:p>
       <w:pPr>
         <w:rPr>
           <w:rFonts w:hint="default"/>
@@ -138,7 +143,7 @@
           <w:rFonts w:hint="eastAsia"/>
           <w:lang w:val="en-US" w:eastAsia="zh-CN"/>
         </w:rPr>
-        <w:t>位于控制箱内，12V供电，所需信号为继电器检测板子的继电器状态信号、电池箱电压信号、电机电压信号。需与电池箱内电压传感器、高压盒内电压传感器共地，主环上的红灯绿灯、前面板上的TS OFF指示灯均需与TSAL</w:t>
+        <w:t>位于控制箱内，12V供电，所需信号为继电器检测板子的继电器状态信号、电池箱电压信号、电机电压信号。仅传感器隔离后的低压输出侧与TSAL低压地相连；禁止将牵引高压侧接到低压地，主环上的红灯绿灯、前面板上的TS OFF指示灯均需与TSAL</w:t>
       </w:r>
       <w:r>
         <w:rPr>
@@ -289,7 +294,7 @@
           <w:rFonts w:hint="eastAsia"/>
           <w:lang w:val="en-US" w:eastAsia="zh-CN"/>
         </w:rPr>
-        <w:t>位于控制箱内，12V供电，所需信号为电机电流信号、2个油压传感器信号。需与高压盒内电流传感器以及两个油压传感器</w:t>
+        <w:t>位于控制箱内，BSPD为24V供电，所需信号为电机电流信号和4路油压传感器信号。需与高压盒内电流传感器以及两个油压传感器</w:t>
       </w:r>
       <w:r>
         <w:rPr>
@@ -313,7 +318,7 @@
           <w:rFonts w:hint="eastAsia"/>
           <w:lang w:val="en-US" w:eastAsia="zh-CN"/>
         </w:rPr>
-        <w:t>电检时，需要模拟电流传感器信号（电流信号）输入，即模拟电机中有电流，然后用力压制动踏板，使安全回路500ms后保持断开，驱动系统关闭。然后重新启动驱动系统，断开电流传感器，用力压制动踏板500ms以上，安全回路断开，驱动系统关闭。</w:t>
+        <w:t>电检时，需要模拟电流传感器信号（电流信号）输入，即模拟电机中有电流，然后用力压制动踏板，使安全回路在持续冲突后500ms内断开并保持，驱动系统关闭。然后重新启动驱动系统，断开电流传感器，用力压制动踏板500ms以上，安全回路断开，驱动系统关闭。</w:t>
       </w:r>
     </w:p>
     <w:p>
@@ -367,7 +372,7 @@
           <w:rFonts w:hint="eastAsia"/>
           <w:lang w:val="en-US" w:eastAsia="zh-CN"/>
         </w:rPr>
-        <w:t>IMD/BMS锁存：</w:t>
+        <w:t>IMD BMS EBS RES错误锁存</w:t>
       </w:r>
     </w:p>
     <w:p>
@@ -407,7 +412,7 @@
           <w:rFonts w:hint="eastAsia"/>
           <w:lang w:val="en-US" w:eastAsia="zh-CN"/>
         </w:rPr>
-        <w:t>），故障时为低电平，复位按钮可解除故障锁存状态，原理为通过按下按钮将二极管接地</w:t>
+        <w:t>），IMD健康约12V/故障约9V，BMS健康约12V/故障约10V；EBS健康约5V/故障0V，RES健康约12V/故障0V，复位按钮可解除故障锁存状态，原理为通过按下按钮将二极管接地</w:t>
       </w:r>
     </w:p>
     <w:p>
